--- a/Лабораторная 1/Счётчик калорий.docx
+++ b/Лабораторная 1/Счётчик калорий.docx
@@ -28,22 +28,27 @@
     </w:p>
     <w:p>
       <w:r>
-        <w:t>Модель предметной области системы «Счётчик калорий» описывает учёт порции однородной каши домашнего приготовления. Пользователь выбирает продукты из заранее заполненного каталога, указывает массы ингредиентов, готовой партии и съедаемой порции. В учебном примере пользователь указал 40 г хлопьев, 200 г молока, готовую массу 220 г и массу порции 110 г. Калорийность продуктов определяется по сохранённым сведениям с указанием источника и качества данных.</w:t>
+        <w:t>Модель предметной области системы «Счётчик калорий» описывает учёт порций однородной каши домашнего приготовления. Пользователь выбирает продукты из заранее заполненного каталога и вручную вводит массы. В учебном примере пользователь ввёл 40 г хлопьев, 200 г молока, готовую массу партии 220 г и массу порции 110 г. Готовая масса является отдельным измеренным значением, а не результатом сложения масс ингредиентов.</w:t>
       </w:r>
     </w:p>
     <w:p>
       <w:r>
-        <w:t>Выделены восемь сущностей: «Пользователь», «Дневник питания», «Запись дневника», «Порция», «Приготовленная партия», «Ингредиент», «Продукт» и «Сведения о калорийности». Ингредиент задаёт массу продукта в конкретной партии. Порция относится к одной партии и содержит собственную массу и рассчитанные калории. Калории партии являются вычисляемым атрибутом. Пользователь связан с одним дневником, который содержит произвольное число записей.</w:t>
+        <w:t>Выделены шесть сущностей: «Пользователь», «Дневник питания», «Порция», «Приготовленная партия», «Ингредиент» и «Продукт». Продукт содержит наименование, калорийность на 100 г, источник и качество данных. Ингредиент задаёт массу продукта в конкретной партии. Порция хранит массу, рассчитанные калории, дату и время учёта. Приготовленная партия содержит название, готовую массу и вычисляемые общие калории.</w:t>
       </w:r>
     </w:p>
     <w:p>
       <w:r>
-        <w:t>Композиция связывает дневник с его записями и приготовленную партию с её ингредиентами. Каждая партия содержит не менее одного ингредиента. Один продукт может использоваться в разных ингредиентах и связан с одной записью сведений о калорийности. Партии могут соответствовать несколько порций. Каждая запись дневника относится ровно к одной порции, а порция до подтверждения существует без записи и после подтверждения получает не более одной записи.</w:t>
+        <w:t>Пользователь связан с одним дневником и может создавать произвольное число партий. У каждой партии один создатель. Партия включает не менее одного ингредиента; эта связь является композицией. Каждый ингредиент относится к одному продукту, который может использоваться в разных ингредиентах. Каждая порция относится к одной партии, а партия может иметь несколько порций.</w:t>
       </w:r>
     </w:p>
     <w:p>
       <w:r>
-        <w:t>Предполагается, что все энергетические ингредиенты сохраняются в смеси, а изменение массы при приготовлении связано только с водой. Калории подтверждённой порции сохраняются как результат расчёта и не меняются при последующем обновлении каталога. Модель отражает предметные понятия; операции и технические элементы интерфейса в неё не включены. Состав сущностей, их атрибуты и кратности связей представлены на рисунке 1.</w:t>
+        <w:t>Дневник связан с произвольным числом порций обычной ассоциацией. У порции может отсутствовать связь с дневником: так представляется предпросмотр до подтверждения. После подтверждения порция включается не более чем в один дневник. Общие калории партии фиксируются при её создании. Сохранённые калории партии и подтверждённой порции не меняются при последующем обновлении каталога.</w:t>
+      </w:r>
+    </w:p>
+    <w:p>
+      <w:r>
+        <w:t>Предполагается, что все ингредиенты, вносящие калории, сохраняются в однородной смеси, а изменение массы связано только с водой. Модель отражает предметные понятия без операций и технических элементов интерфейса. Сущности, их атрибуты, виды связей и кратности представлены на рисунке 1.</w:t>
       </w:r>
     </w:p>
     <w:p>
@@ -127,27 +132,27 @@
     </w:p>
     <w:p>
       <w:r>
-        <w:t>Диаграмма коммуникаций раскрывает порядок взаимодействия участников при расчёте и сохранении порции. Пользователь вводит состав и массы через экран ввода порции: сообщение 1 передаёт исходные данные, сообщение 2 запускает расчёт, а сообщение 2.1 передаёт обработчику запрос на подготовку предпросмотра. Участниками также являются каталог продуктов, калькулятор калорий и дневник питания.</w:t>
+        <w:t>Диаграмма коммуникаций описывает сценарий «Создание новой приготовленной партии и запись её первой порции в дневник». Пользователь передаёт состав и массы через экран ввода порции сообщением 1, запускает расчёт сообщением 2, а экран передаёт обработчику запрос на предпросмотр сообщением 2.1. Остальные участники — каталог продуктов, калькулятор калорий и дневник питания.</w:t>
       </w:r>
     </w:p>
     <w:p>
       <w:r>
-        <w:t>Сообщение 2.1.1 выполняется в цикле: обработчик получает сведения о калорийности каждого ингредиента. Перед вычислением проверяется допустимость данных. Все массы должны быть положительными, масса порции не должна превышать готовую массу партии, а для каждого продукта должна быть известна калорийность. При выполнении этих условий сообщение 2.1.2 передаёт данные калькулятору.</w:t>
+        <w:t>Сообщение 2.1.1 выполняется в цикле: обработчик получает калорийность каждого ингредиента из каталога. Перед вычислением проверяется допустимость данных. Массы должны быть положительными, масса порции не должна превышать готовую массу партии, а калорийность каждого продукта должна быть известна. При допустимых данных сообщение 2.1.2 передаёт расчёт калькулятору.</w:t>
       </w:r>
     </w:p>
     <w:p>
       <w:r>
-        <w:t>Калькулятор суммирует произведения массы каждого ингредиента и его калорийности на 100 г, делённые на 100. Калории порции определяются умножением калорий партии на отношение массы порции к готовой массе. В приведённом примере масса порции составляет половину готовой массы партии, поэтому порция содержит половину её калорий. Промежуточные значения не округляются. Конкретные значения калорийности продуктов в примере не подставляются без источника.</w:t>
+        <w:t>Калькулятор суммирует произведения массы каждого ингредиента и его калорийности на 100 г, делённые на 100. Калории порции равны общим калориям партии, умноженным на отношение массы порции к готовой массе. В учебном примере масса порции составляет половину готовой массы партии. Промежуточные значения не округляются.</w:t>
       </w:r>
     </w:p>
     <w:p>
       <w:r>
-        <w:t>Условие [успех] означает успешное завершение расчёта, а [ошибка] — недопустимые исходные данные или сбой расчёта. При успехе сообщение 2.1.3 показывает предпросмотр; при ошибке сообщение 2.1.4 показывает причину отказа. Подтверждение пользователя передаётся сообщениями 3 и 3.1. Только при актуальном предпросмотре сообщение 3.1.1 сохраняет порцию в дневнике, после чего сообщение 3.1.2 показывает сохранённый результат. Изменение исходных данных требует повторного расчёта. До подтверждения запись дневника не создаётся.</w:t>
+        <w:t>При успехе сообщение 2.1.3 показывает предпросмотр, при ошибке сообщение 2.1.4 показывает её описание. Подтверждение передаётся сообщениями 3 и 3.1. Сообщение 3.1.1 добавляет порцию в дневник только при подтверждённом актуальном предпросмотре; сообщение 3.1.2 показывает сохранённый результат. Изменение ввода требует повторного расчёта. До подтверждения порция в дневник не включается.</w:t>
       </w:r>
     </w:p>
     <w:p>
       <w:r>
-        <w:t>Диаграмма содержит пять различных связей между участниками, цикл получения данных и условные сообщения. Обозначения сообщений описывают аналитические действия и не являются утверждением о наличии одноимённых методов в программном коде. Порядок взаимодействий и условия перехода от предпросмотра к сохранению показаны на рисунке 2.</w:t>
+        <w:t>Следующие порции используют уже созданную партию: её не создают повторно и состав заново не вводят. Для расчёта читаются готовая масса и общие калории этой партии. Диаграмма содержит пять различных связей, цикл и условия; названия сообщений обозначают аналитические действия. Взаимодействия при создании партии, предпросмотре и сохранении первой порции показаны на рисунке 2.</w:t>
       </w:r>
     </w:p>
     <w:p>
@@ -171,7 +176,7 @@
         <w:drawing>
           <wp:inline xmlns:a="http://schemas.openxmlformats.org/drawingml/2006/main" xmlns:pic="http://schemas.openxmlformats.org/drawingml/2006/picture">
             <wp:extent cx="9072000" cy="5328000"/>
-            <wp:docPr id="2" name="Picture 2" descr="Диаграмма коммуникаций при записи порции каши"/>
+            <wp:docPr id="2" name="Picture 2" descr="Диаграмма коммуникаций при создании партии и записи первой порции каши"/>
             <wp:cNvGraphicFramePr>
               <a:graphicFrameLocks noChangeAspect="1"/>
             </wp:cNvGraphicFramePr>
@@ -207,7 +212,7 @@
         <w:pStyle w:val="Caption"/>
       </w:pPr>
       <w:r>
-        <w:t>Рисунок 2 – Диаграмма коммуникаций при записи порции каши</w:t>
+        <w:t>Рисунок 2 – Диаграмма коммуникаций при создании партии и записи первой порции каши</w:t>
       </w:r>
     </w:p>
     <w:p>
@@ -230,22 +235,27 @@
     </w:p>
     <w:p>
       <w:r>
-        <w:t>Диаграмма анализа представляет тот же сценарий через роли участников. Актёр «Пользователь» действует вне системы. Граничный объект «Экран ввода порции» принимает ввод, показывает предпросмотр, ошибки и результат сохранения. Управляющий объект «Учёт порции» организует выполнение сценария. Объекты сущностей «Сведения о калорийности», «Приготовленная партия», «Порция» и «Дневник питания» представляют используемые предметные данные.</w:t>
+        <w:t>Диаграмма анализа рассматривает сценарий «Создание новой приготовленной партии и запись её первой порции в дневник» через роли участников. Актёр «Пользователь» действует вне системы. Граничный объект «Экран ввода порции» принимает данные и показывает предпросмотр, ошибки и результат сохранения. Управляющий объект «Учёт порции» организует сценарий. Объекты сущностей «Продукт», «Приготовленная партия», «Порция» и «Дневник питания» представляют предметные данные.</w:t>
       </w:r>
     </w:p>
     <w:p>
       <w:r>
-        <w:t>Пользователь взаимодействует только с экраном. Экран передаёт действия управляющему объекту и получает от него результаты. Управляющий объект обращается к сведениям о калорийности, формирует данные партии и порции, организует расчёт и передаёт экрану предпросмотр. Сущности хранят данные и не управляют взаимодействием пользователя с интерфейсом. Расчёт калорий входит в ответственность управляющего объекта на этом уровне рассмотрения; отдельный участник вычисления раскрыт на диаграмме коммуникаций.</w:t>
+        <w:t>Пользователь взаимодействует только с экраном. Экран передаёт запросы управляющему объекту и получает от него результаты. Управляющий объект читает калорийность продуктов, формирует новую партию по введённому составу и организует расчёт первой порции. Сущности хранят данные и не управляют пользовательским интерфейсом. На этом уровне расчёт входит в ответственность управляющего объекта; отдельный калькулятор показан на диаграмме коммуникаций.</w:t>
       </w:r>
     </w:p>
     <w:p>
       <w:r>
-        <w:t>Ввод данных и подтверждение разделены. После просмотра результата пользователь подтверждает порцию через тот же граничный объект. Управляющий объект проверяет актуальность предпросмотра и только затем добавляет запись в дневник. Если ввод изменён или содержит ошибку, сначала требуется подготовить новый корректный предпросмотр. Таким образом, получение расчёта само по себе не означает сохранения записи.</w:t>
+        <w:t>Для определения калорий порции используются готовая масса и общие калории приготовленной партии. Последующие порции относятся к той же уже созданной партии, поэтому её создание и ввод ингредиентов не повторяются. Чтение параметров партии остаётся необходимым для каждого нового расчёта. На диаграмме показан первый прогон; повторное использование партии поясняет границы выбранного сценария.</w:t>
       </w:r>
     </w:p>
     <w:p>
       <w:r>
-        <w:t>Диаграмма показывает распределение ответственности в пользовательском сценарии. Она не задаёт устройство хранилища и реализацию экрана, а названия её объектов являются аналитическими обозначениями. Разделение актёра, граничного объекта, управляющего объекта и сущностей, а также взаимодействия при расчёте и подтверждении порции представлены на рисунке 3.</w:t>
+        <w:t>После просмотра результата пользователь подтверждает порцию через экран. Управляющий объект проверяет актуальность предпросмотра и сообщением 9 добавляет подтверждённую порцию в дневник. При изменении ввода или ошибке требуется новый корректный предпросмотр. Результат сохранения возвращается через экран. До подтверждения порция существует отдельно от дневника.</w:t>
+      </w:r>
+    </w:p>
+    <w:p>
+      <w:r>
+        <w:t>Диаграмма объясняет распределение ответственности между пользовательским интерфейсом, управлением сценарием и данными. Названия участников являются аналитическими обозначениями, а устройство хранилища здесь не раскрывается. Роли участников и взаимодействия при создании новой партии, расчёте и подтверждении её первой порции представлены на рисунке 3.</w:t>
       </w:r>
     </w:p>
     <w:p>
@@ -269,7 +279,7 @@
         <w:drawing>
           <wp:inline xmlns:a="http://schemas.openxmlformats.org/drawingml/2006/main" xmlns:pic="http://schemas.openxmlformats.org/drawingml/2006/picture">
             <wp:extent cx="9072000" cy="5328000"/>
-            <wp:docPr id="3" name="Picture 3" descr="Диаграмма анализа при записи порции каши"/>
+            <wp:docPr id="3" name="Picture 3" descr="Диаграмма анализа при создании партии и записи первой порции каши"/>
             <wp:cNvGraphicFramePr>
               <a:graphicFrameLocks noChangeAspect="1"/>
             </wp:cNvGraphicFramePr>
@@ -305,7 +315,7 @@
         <w:pStyle w:val="Caption"/>
       </w:pPr>
       <w:r>
-        <w:t>Рисунок 3 – Диаграмма анализа при записи порции каши</w:t>
+        <w:t>Рисунок 3 – Диаграмма анализа при создании партии и записи первой порции каши</w:t>
       </w:r>
     </w:p>
     <w:sectPr>

--- a/Лабораторная 1/Счётчик калорий.docx
+++ b/Лабораторная 1/Счётчик калорий.docx
@@ -43,7 +43,7 @@
     </w:p>
     <w:p>
       <w:r>
-        <w:t>Дневник связан с произвольным числом порций обычной ассоциацией. У порции может отсутствовать связь с дневником: так представляется предпросмотр до подтверждения. После подтверждения порция включается не более чем в один дневник. Общие калории партии фиксируются при её создании. Сохранённые калории партии и подтверждённой порции не меняются при последующем обновлении каталога.</w:t>
+        <w:t>Дневник связан с произвольным числом порций обычной ассоциацией. У порции может отсутствовать связь с дневником: так представляется предпросмотр до подтверждения. После подтверждения порция включается не более чем в один дневник. Общие калории партии вычисляются по массам ингредиентов и калорийности продуктов в момент создания партии и далее хранятся как снимок. Последующее обновление каталога не меняет сохранённые калории партии и подтверждённой порции.</w:t>
       </w:r>
     </w:p>
     <w:p>
@@ -132,7 +132,7 @@
     </w:p>
     <w:p>
       <w:r>
-        <w:t>Диаграмма коммуникаций описывает сценарий «Создание новой приготовленной партии и запись её первой порции в дневник». Пользователь передаёт состав и массы через экран ввода порции сообщением 1, запускает расчёт сообщением 2, а экран передаёт обработчику запрос на предпросмотр сообщением 2.1. Остальные участники — каталог продуктов, калькулятор калорий и дневник питания.</w:t>
+        <w:t>Диаграмма коммуникаций описывает сценарий «Создание новой приготовленной партии и запись её первой порции в дневник». Пользователь передаёт состав и массы через экран ввода порции сообщением 1, запускает расчёт сообщением 2, а экран передаёт обработчику запрос на предпросмотр сообщением 2.1. Остальные участники — каталог продуктов, калькулятор калорий и дневник питания. Приготовленная партия не выделена отдельным участником: её состав и массы передаются в сообщениях как параметры, а общие калории партии вычисляет калькулятор. Объект партии показан на диаграмме анализа.</w:t>
       </w:r>
     </w:p>
     <w:p>
@@ -235,7 +235,7 @@
     </w:p>
     <w:p>
       <w:r>
-        <w:t>Диаграмма анализа рассматривает сценарий «Создание новой приготовленной партии и запись её первой порции в дневник» через роли участников. Актёр «Пользователь» действует вне системы. Граничный объект «Экран ввода порции» принимает данные и показывает предпросмотр, ошибки и результат сохранения. Управляющий объект «Учёт порции» организует сценарий. Объекты сущностей «Продукт», «Приготовленная партия», «Порция» и «Дневник питания» представляют предметные данные.</w:t>
+        <w:t>Диаграмма анализа рассматривает сценарий «Создание новой приготовленной партии и запись её первой порции в дневник» через роли участников. Актёр «Пользователь» действует вне системы. Граничный объект «Экран ввода порции» принимает данные и показывает предпросмотр, ошибки и результат сохранения. Управляющий объект «Учёт порции» организует сценарий; на диаграмме коммуникаций ему соответствует обработчик учёта порции. Объекты сущностей «Продукт», «Приготовленная партия», «Порция» и «Дневник питания» представляют предметные данные.</w:t>
       </w:r>
     </w:p>
     <w:p>
@@ -250,7 +250,7 @@
     </w:p>
     <w:p>
       <w:r>
-        <w:t>После просмотра результата пользователь подтверждает порцию через экран. Управляющий объект проверяет актуальность предпросмотра и сообщением 9 добавляет подтверждённую порцию в дневник. При изменении ввода или ошибке требуется новый корректный предпросмотр. Результат сохранения возвращается через экран. До подтверждения порция существует отдельно от дневника.</w:t>
+        <w:t>После просмотра результата пользователь подтверждает порцию через экран. Управляющий объект проверяет актуальность предпросмотра и сообщением 9 добавляет подтверждённую порцию в дневник. Диаграмма показывает основной успешный поток: при недопустимых данных предпросмотр не формируется, а экран показывает описание ошибки, как сообщение 2.1.4 на диаграмме коммуникаций. После изменения ввода требуется новый корректный предпросмотр. Результат сохранения возвращается через экран. До подтверждения сформированные партия и порция относятся только к предпросмотру; в дневник порция включается после подтверждения.</w:t>
       </w:r>
     </w:p>
     <w:p>
